--- a/ADG/최종실습시험/04_Snapshot과_LogicalStandby/04_Snapshot과_LogicalStandby_모범답안.docx
+++ b/ADG/최종실습시험/04_Snapshot과_LogicalStandby/04_Snapshot과_LogicalStandby_모범답안.docx
@@ -20169,15 +20169,14 @@
         <w:tblLook w:firstColumn="1" w:firstRow="1" w:lastColumn="0" w:lastRow="0" w:noHBand="0" w:noVBand="1" w:val="04A0"/>
       </w:tblPr>
       <w:tblGrid>
-        <w:gridCol w:w="2268"/>
-        <w:gridCol w:w="2268"/>
-        <w:gridCol w:w="2268"/>
-        <w:gridCol w:w="2268"/>
+        <w:gridCol w:w="3024"/>
+        <w:gridCol w:w="3024"/>
+        <w:gridCol w:w="3024"/>
       </w:tblGrid>
       <w:tr>
         <w:tc>
           <w:tcPr>
-            <w:tcW w:type="dxa" w:w="2268"/>
+            <w:tcW w:type="dxa" w:w="3024"/>
           </w:tcPr>
           <w:p>
             <w:pPr>
@@ -20195,7 +20194,7 @@
         </w:tc>
         <w:tc>
           <w:tcPr>
-            <w:tcW w:type="dxa" w:w="2268"/>
+            <w:tcW w:type="dxa" w:w="3024"/>
           </w:tcPr>
           <w:p>
             <w:pPr>
@@ -20213,7 +20212,7 @@
         </w:tc>
         <w:tc>
           <w:tcPr>
-            <w:tcW w:type="dxa" w:w="2268"/>
+            <w:tcW w:type="dxa" w:w="3024"/>
           </w:tcPr>
           <w:p>
             <w:pPr>
@@ -20226,23 +20225,6 @@
                 <w:sz w:val="19"/>
               </w:rPr>
               <w:t>판정</w:t>
-            </w:r>
-          </w:p>
-        </w:tc>
-        <w:tc>
-          <w:tcPr>
-            <w:tcW w:type="dxa" w:w="2268"/>
-          </w:tcPr>
-          <w:p>
-            <w:pPr>
-              <w:spacing w:before="0" w:after="0"/>
-            </w:pPr>
-            <w:r>
-              <w:rPr>
-                <w:rFonts w:ascii="맑은 고딕" w:hAnsi="맑은 고딕" w:eastAsia="맑은 고딕"/>
-                <w:b/>
-                <w:sz w:val="19"/>
-              </w:rPr>
             </w:r>
           </w:p>
         </w:tc>
@@ -20250,7 +20232,7 @@
       <w:tr>
         <w:tc>
           <w:tcPr>
-            <w:tcW w:type="dxa" w:w="2268"/>
+            <w:tcW w:type="dxa" w:w="3024"/>
           </w:tcPr>
           <w:p>
             <w:pPr>
@@ -20268,7 +20250,7 @@
         </w:tc>
         <w:tc>
           <w:tcPr>
-            <w:tcW w:type="dxa" w:w="2268"/>
+            <w:tcW w:type="dxa" w:w="3024"/>
           </w:tcPr>
           <w:p>
             <w:pPr>
@@ -20286,7 +20268,7 @@
         </w:tc>
         <w:tc>
           <w:tcPr>
-            <w:tcW w:type="dxa" w:w="2268"/>
+            <w:tcW w:type="dxa" w:w="3024"/>
           </w:tcPr>
           <w:p>
             <w:pPr>
@@ -20307,23 +20289,6 @@
                 <w:sz w:val="19"/>
               </w:rPr>
               <w:t xml:space="preserve"> 원인이 아니라 반응이다</w:t>
-            </w:r>
-          </w:p>
-        </w:tc>
-        <w:tc>
-          <w:tcPr>
-            <w:tcW w:type="dxa" w:w="2268"/>
-          </w:tcPr>
-          <w:p>
-            <w:pPr>
-              <w:spacing w:before="0" w:after="0"/>
-            </w:pPr>
-            <w:r>
-              <w:rPr>
-                <w:rFonts w:ascii="맑은 고딕" w:hAnsi="맑은 고딕" w:eastAsia="맑은 고딕"/>
-                <w:b w:val="0"/>
-                <w:sz w:val="19"/>
-              </w:rPr>
             </w:r>
           </w:p>
         </w:tc>
@@ -20331,7 +20296,7 @@
       <w:tr>
         <w:tc>
           <w:tcPr>
-            <w:tcW w:type="dxa" w:w="2268"/>
+            <w:tcW w:type="dxa" w:w="3024"/>
           </w:tcPr>
           <w:p>
             <w:pPr>
@@ -20349,7 +20314,7 @@
         </w:tc>
         <w:tc>
           <w:tcPr>
-            <w:tcW w:type="dxa" w:w="2268"/>
+            <w:tcW w:type="dxa" w:w="3024"/>
           </w:tcPr>
           <w:p>
             <w:pPr>
@@ -20367,7 +20332,7 @@
         </w:tc>
         <w:tc>
           <w:tcPr>
-            <w:tcW w:type="dxa" w:w="2268"/>
+            <w:tcW w:type="dxa" w:w="3024"/>
           </w:tcPr>
           <w:p>
             <w:pPr>
@@ -20388,23 +20353,6 @@
                 <w:sz w:val="19"/>
               </w:rPr>
               <w:t xml:space="preserve"> 원인이 아니다</w:t>
-            </w:r>
-          </w:p>
-        </w:tc>
-        <w:tc>
-          <w:tcPr>
-            <w:tcW w:type="dxa" w:w="2268"/>
-          </w:tcPr>
-          <w:p>
-            <w:pPr>
-              <w:spacing w:before="0" w:after="0"/>
-            </w:pPr>
-            <w:r>
-              <w:rPr>
-                <w:rFonts w:ascii="맑은 고딕" w:hAnsi="맑은 고딕" w:eastAsia="맑은 고딕"/>
-                <w:b w:val="0"/>
-                <w:sz w:val="19"/>
-              </w:rPr>
             </w:r>
           </w:p>
         </w:tc>
@@ -20412,7 +20360,7 @@
       <w:tr>
         <w:tc>
           <w:tcPr>
-            <w:tcW w:type="dxa" w:w="2268"/>
+            <w:tcW w:type="dxa" w:w="3024"/>
           </w:tcPr>
           <w:p>
             <w:pPr>
@@ -20430,7 +20378,7 @@
         </w:tc>
         <w:tc>
           <w:tcPr>
-            <w:tcW w:type="dxa" w:w="2268"/>
+            <w:tcW w:type="dxa" w:w="3024"/>
           </w:tcPr>
           <w:p>
             <w:pPr>
@@ -20448,7 +20396,7 @@
         </w:tc>
         <w:tc>
           <w:tcPr>
-            <w:tcW w:type="dxa" w:w="2268"/>
+            <w:tcW w:type="dxa" w:w="3024"/>
           </w:tcPr>
           <w:p>
             <w:pPr>
@@ -20461,23 +20409,6 @@
                 <w:sz w:val="19"/>
               </w:rPr>
               <w:t xml:space="preserve">진짜 원인</w:t>
-            </w:r>
-          </w:p>
-        </w:tc>
-        <w:tc>
-          <w:tcPr>
-            <w:tcW w:type="dxa" w:w="2268"/>
-          </w:tcPr>
-          <w:p>
-            <w:pPr>
-              <w:spacing w:before="0" w:after="0"/>
-            </w:pPr>
-            <w:r>
-              <w:rPr>
-                <w:rFonts w:ascii="맑은 고딕" w:hAnsi="맑은 고딕" w:eastAsia="맑은 고딕"/>
-                <w:b w:val="0"/>
-                <w:sz w:val="19"/>
-              </w:rPr>
             </w:r>
           </w:p>
         </w:tc>
